--- a/Seminario de Sistemas/Clases/Clase 3 - Metodologias tradicionales/Taller Estudiante Clase 3 - Arquitectura Basica.docx
+++ b/Seminario de Sistemas/Clases/Clase 3 - Metodologias tradicionales/Taller Estudiante Clase 3 - Arquitectura Basica.docx
@@ -740,7 +740,7 @@
           <w:color w:val="1f1f1f"/>
           <w:rtl w:val="0"/>
         </w:rPr>
-        <w:t xml:space="preserve">Toma una captura o exporta tu diagrama en formato PNG desde Mermaid. Copia todo el código que generaste y pégalo en un documento de Word junto a tu imagen. Sube este archivo a la tarea de la Clase 3 en el Campus Virtual.</w:t>
+        <w:t>Toma una captura o exporta tu diagrama en formato PNG desde Mermaid. Copia todo el código que generaste y pégalo en un documento de Word junto a tu imagen. Sube este archivo a la tarea de la Clase 3 en el ExamLab.</w:t>
       </w:r>
     </w:p>
     <w:sectPr>
